--- a/backend/templates/dsv_sarlu_template.docx
+++ b/backend/templates/dsv_sarlu_template.docx
@@ -369,7 +369,7 @@
           <w:sz w:val="24"/>
           <w:szCs w:val="24"/>
         </w:rPr>
-        <w:t xml:space="preserve">Ont établi, les statuts de la Société à Responsabilité Limitée</w:t>
+        <w:t xml:space="preserve">Ont établi, les statuts de la Société à Responsabilité Limitée unipersonnelle</w:t>
       </w:r>
       <w:r>
         <w:rPr>
@@ -418,7 +418,7 @@
           <w:sz w:val="24"/>
           <w:szCs w:val="24"/>
         </w:rPr>
-        <w:t xml:space="preserve">La société constituée est une société à Responsabilité Limitée régie par les dispositions de l'Acte uniforme révisé de l'OHADA du 30 janvier 2014 relatif au droit des Sociétés commerciales et du Groupement d'intérêt économique (GIE), ainsi que par toutes autres dispositions légales ou réglementaires applicables et ses présents statuts.</w:t>
+        <w:t xml:space="preserve">La société constituée est une société à Responsabilité Limitée unipersonnelle régie par les dispositions de l'Acte uniforme révisé de l'OHADA du 30 janvier 2014 relatif au droit des Sociétés commerciales et du Groupement d'intérêt économique (GIE), ainsi que par toutes autres dispositions légales ou réglementaires applicables et ses présents statuts.</w:t>
       </w:r>
     </w:p>
     <w:p>
